--- a/vskedmind/教程.docx
+++ b/vskedmind/教程.docx
@@ -132,7 +132,6 @@
           <w:spacing w:val="0"/>
           <w:sz w:val="24"/>
           <w:szCs w:val="24"/>
-          <w:bdr w:val="none" w:color="auto" w:sz="0" w:space="0"/>
           <w:shd w:val="clear" w:fill="FFFFFF"/>
           <w:vertAlign w:val="baseline"/>
         </w:rPr>
@@ -180,11 +179,998 @@
           <w:sz w:val="24"/>
           <w:szCs w:val="24"/>
           <w:shd w:val="clear" w:fill="FFFFFF"/>
-          <w:lang w:val="en-US" w:eastAsia="zh-CN"/>
-        </w:rPr>
-      </w:pPr>
+        </w:rPr>
+      </w:pPr>
+      <w:r>
+        <w:rPr>
+          <w:rFonts w:hint="default" w:ascii="Segoe UI" w:hAnsi="Segoe UI" w:eastAsia="Segoe UI" w:cs="Segoe UI"/>
+          <w:i w:val="0"/>
+          <w:iCs w:val="0"/>
+          <w:caps w:val="0"/>
+          <w:color w:val="1A2029"/>
+          <w:spacing w:val="0"/>
+          <w:sz w:val="24"/>
+          <w:szCs w:val="24"/>
+          <w:shd w:val="clear" w:fill="FFFFFF"/>
+        </w:rPr>
+        <w:t>下载并解压后，一般会看到类似这些文件</w:t>
+      </w:r>
+    </w:p>
+    <w:p>
+      <w:pPr>
+        <w:rPr>
+          <w:rFonts w:hint="default" w:ascii="Segoe UI" w:hAnsi="Segoe UI" w:eastAsia="Segoe UI" w:cs="Segoe UI"/>
+          <w:i w:val="0"/>
+          <w:iCs w:val="0"/>
+          <w:caps w:val="0"/>
+          <w:color w:val="1A2029"/>
+          <w:spacing w:val="0"/>
+          <w:sz w:val="24"/>
+          <w:szCs w:val="24"/>
+          <w:shd w:val="clear" w:fill="FFFFFF"/>
+        </w:rPr>
+      </w:pPr>
+    </w:p>
+    <w:p>
+      <w:pPr>
+        <w:rPr>
+          <w:rFonts w:hint="default" w:ascii="Segoe UI" w:hAnsi="Segoe UI" w:eastAsia="Segoe UI" w:cs="Segoe UI"/>
+          <w:i w:val="0"/>
+          <w:iCs w:val="0"/>
+          <w:caps w:val="0"/>
+          <w:color w:val="1A2029"/>
+          <w:spacing w:val="0"/>
+          <w:sz w:val="24"/>
+          <w:szCs w:val="24"/>
+          <w:shd w:val="clear" w:fill="FFFFFF"/>
+        </w:rPr>
+      </w:pPr>
+      <w:r>
+        <w:rPr>
+          <w:rFonts w:hint="default" w:ascii="Segoe UI" w:hAnsi="Segoe UI" w:eastAsia="Segoe UI" w:cs="Segoe UI"/>
+          <w:i w:val="0"/>
+          <w:iCs w:val="0"/>
+          <w:caps w:val="0"/>
+          <w:color w:val="1A2029"/>
+          <w:spacing w:val="0"/>
+          <w:sz w:val="24"/>
+          <w:szCs w:val="24"/>
+          <w:shd w:val="clear" w:fill="FFFFFF"/>
+        </w:rPr>
+        <w:t>A01T.gdf</w:t>
+      </w:r>
+    </w:p>
+    <w:p>
+      <w:pPr>
+        <w:rPr>
+          <w:rFonts w:hint="default" w:ascii="Segoe UI" w:hAnsi="Segoe UI" w:eastAsia="Segoe UI" w:cs="Segoe UI"/>
+          <w:i w:val="0"/>
+          <w:iCs w:val="0"/>
+          <w:caps w:val="0"/>
+          <w:color w:val="1A2029"/>
+          <w:spacing w:val="0"/>
+          <w:sz w:val="24"/>
+          <w:szCs w:val="24"/>
+          <w:shd w:val="clear" w:fill="FFFFFF"/>
+        </w:rPr>
+      </w:pPr>
+      <w:r>
+        <w:rPr>
+          <w:rFonts w:hint="default" w:ascii="Segoe UI" w:hAnsi="Segoe UI" w:eastAsia="Segoe UI" w:cs="Segoe UI"/>
+          <w:i w:val="0"/>
+          <w:iCs w:val="0"/>
+          <w:caps w:val="0"/>
+          <w:color w:val="1A2029"/>
+          <w:spacing w:val="0"/>
+          <w:sz w:val="24"/>
+          <w:szCs w:val="24"/>
+          <w:shd w:val="clear" w:fill="FFFFFF"/>
+        </w:rPr>
+        <w:t>A01E.gdf</w:t>
+      </w:r>
+    </w:p>
+    <w:p>
+      <w:pPr>
+        <w:rPr>
+          <w:rFonts w:hint="default" w:ascii="Segoe UI" w:hAnsi="Segoe UI" w:eastAsia="Segoe UI" w:cs="Segoe UI"/>
+          <w:i w:val="0"/>
+          <w:iCs w:val="0"/>
+          <w:caps w:val="0"/>
+          <w:color w:val="1A2029"/>
+          <w:spacing w:val="0"/>
+          <w:sz w:val="24"/>
+          <w:szCs w:val="24"/>
+          <w:shd w:val="clear" w:fill="FFFFFF"/>
+        </w:rPr>
+      </w:pPr>
+      <w:r>
+        <w:rPr>
+          <w:rFonts w:hint="default" w:ascii="Segoe UI" w:hAnsi="Segoe UI" w:eastAsia="Segoe UI" w:cs="Segoe UI"/>
+          <w:i w:val="0"/>
+          <w:iCs w:val="0"/>
+          <w:caps w:val="0"/>
+          <w:color w:val="1A2029"/>
+          <w:spacing w:val="0"/>
+          <w:sz w:val="24"/>
+          <w:szCs w:val="24"/>
+          <w:shd w:val="clear" w:fill="FFFFFF"/>
+        </w:rPr>
+        <w:t>A02T.gdf</w:t>
+      </w:r>
+    </w:p>
+    <w:p>
+      <w:pPr>
+        <w:rPr>
+          <w:rFonts w:hint="default" w:ascii="Segoe UI" w:hAnsi="Segoe UI" w:eastAsia="Segoe UI" w:cs="Segoe UI"/>
+          <w:i w:val="0"/>
+          <w:iCs w:val="0"/>
+          <w:caps w:val="0"/>
+          <w:color w:val="1A2029"/>
+          <w:spacing w:val="0"/>
+          <w:sz w:val="24"/>
+          <w:szCs w:val="24"/>
+          <w:shd w:val="clear" w:fill="FFFFFF"/>
+        </w:rPr>
+      </w:pPr>
+      <w:r>
+        <w:rPr>
+          <w:rFonts w:hint="default" w:ascii="Segoe UI" w:hAnsi="Segoe UI" w:eastAsia="Segoe UI" w:cs="Segoe UI"/>
+          <w:i w:val="0"/>
+          <w:iCs w:val="0"/>
+          <w:caps w:val="0"/>
+          <w:color w:val="1A2029"/>
+          <w:spacing w:val="0"/>
+          <w:sz w:val="24"/>
+          <w:szCs w:val="24"/>
+          <w:shd w:val="clear" w:fill="FFFFFF"/>
+        </w:rPr>
+        <w:t>A02E.gdf</w:t>
+      </w:r>
+    </w:p>
+    <w:p>
+      <w:pPr>
+        <w:rPr>
+          <w:rFonts w:hint="default" w:ascii="Segoe UI" w:hAnsi="Segoe UI" w:eastAsia="Segoe UI" w:cs="Segoe UI"/>
+          <w:i w:val="0"/>
+          <w:iCs w:val="0"/>
+          <w:caps w:val="0"/>
+          <w:color w:val="1A2029"/>
+          <w:spacing w:val="0"/>
+          <w:sz w:val="24"/>
+          <w:szCs w:val="24"/>
+          <w:shd w:val="clear" w:fill="FFFFFF"/>
+        </w:rPr>
+      </w:pPr>
+      <w:r>
+        <w:rPr>
+          <w:rFonts w:hint="default" w:ascii="Segoe UI" w:hAnsi="Segoe UI" w:eastAsia="Segoe UI" w:cs="Segoe UI"/>
+          <w:i w:val="0"/>
+          <w:iCs w:val="0"/>
+          <w:caps w:val="0"/>
+          <w:color w:val="1A2029"/>
+          <w:spacing w:val="0"/>
+          <w:sz w:val="24"/>
+          <w:szCs w:val="24"/>
+          <w:shd w:val="clear" w:fill="FFFFFF"/>
+        </w:rPr>
+        <w:t>…</w:t>
+      </w:r>
+    </w:p>
+    <w:p>
+      <w:pPr>
+        <w:rPr>
+          <w:rFonts w:hint="default" w:ascii="Segoe UI" w:hAnsi="Segoe UI" w:eastAsia="Segoe UI" w:cs="Segoe UI"/>
+          <w:i w:val="0"/>
+          <w:iCs w:val="0"/>
+          <w:caps w:val="0"/>
+          <w:color w:val="1A2029"/>
+          <w:spacing w:val="0"/>
+          <w:sz w:val="24"/>
+          <w:szCs w:val="24"/>
+          <w:shd w:val="clear" w:fill="FFFFFF"/>
+        </w:rPr>
+      </w:pPr>
+      <w:r>
+        <w:rPr>
+          <w:rFonts w:hint="default" w:ascii="Segoe UI" w:hAnsi="Segoe UI" w:eastAsia="Segoe UI" w:cs="Segoe UI"/>
+          <w:i w:val="0"/>
+          <w:iCs w:val="0"/>
+          <w:caps w:val="0"/>
+          <w:color w:val="1A2029"/>
+          <w:spacing w:val="0"/>
+          <w:sz w:val="24"/>
+          <w:szCs w:val="24"/>
+          <w:shd w:val="clear" w:fill="FFFFFF"/>
+        </w:rPr>
+        <w:t>说明：</w:t>
+      </w:r>
+    </w:p>
+    <w:p>
+      <w:pPr>
+        <w:rPr>
+          <w:rFonts w:hint="default" w:ascii="Segoe UI" w:hAnsi="Segoe UI" w:eastAsia="Segoe UI" w:cs="Segoe UI"/>
+          <w:i w:val="0"/>
+          <w:iCs w:val="0"/>
+          <w:caps w:val="0"/>
+          <w:color w:val="1A2029"/>
+          <w:spacing w:val="0"/>
+          <w:sz w:val="24"/>
+          <w:szCs w:val="24"/>
+          <w:shd w:val="clear" w:fill="FFFFFF"/>
+        </w:rPr>
+      </w:pPr>
+      <w:r>
+        <w:rPr>
+          <w:rFonts w:hint="default" w:ascii="Segoe UI" w:hAnsi="Segoe UI" w:eastAsia="Segoe UI" w:cs="Segoe UI"/>
+          <w:i w:val="0"/>
+          <w:iCs w:val="0"/>
+          <w:caps w:val="0"/>
+          <w:color w:val="1A2029"/>
+          <w:spacing w:val="0"/>
+          <w:sz w:val="24"/>
+          <w:szCs w:val="24"/>
+          <w:shd w:val="clear" w:fill="FFFFFF"/>
+        </w:rPr>
+        <w:t>数字（01、02…）是被试编号；</w:t>
+      </w:r>
+    </w:p>
+    <w:p>
+      <w:pPr>
+        <w:rPr>
+          <w:rFonts w:hint="default" w:ascii="Segoe UI" w:hAnsi="Segoe UI" w:eastAsia="Segoe UI" w:cs="Segoe UI"/>
+          <w:i w:val="0"/>
+          <w:iCs w:val="0"/>
+          <w:caps w:val="0"/>
+          <w:color w:val="1A2029"/>
+          <w:spacing w:val="0"/>
+          <w:sz w:val="24"/>
+          <w:szCs w:val="24"/>
+          <w:shd w:val="clear" w:fill="FFFFFF"/>
+        </w:rPr>
+      </w:pPr>
+      <w:r>
+        <w:rPr>
+          <w:rFonts w:hint="default" w:ascii="Segoe UI" w:hAnsi="Segoe UI" w:eastAsia="Segoe UI" w:cs="Segoe UI"/>
+          <w:i w:val="0"/>
+          <w:iCs w:val="0"/>
+          <w:caps w:val="0"/>
+          <w:color w:val="1A2029"/>
+          <w:spacing w:val="0"/>
+          <w:sz w:val="24"/>
+          <w:szCs w:val="24"/>
+          <w:shd w:val="clear" w:fill="FFFFFF"/>
+        </w:rPr>
+        <w:t>T 通常表示 训练集（Training）；</w:t>
+      </w:r>
+    </w:p>
+    <w:p>
+      <w:pPr>
+        <w:rPr>
+          <w:rFonts w:hint="default" w:ascii="Segoe UI" w:hAnsi="Segoe UI" w:eastAsia="Segoe UI" w:cs="Segoe UI"/>
+          <w:i w:val="0"/>
+          <w:iCs w:val="0"/>
+          <w:caps w:val="0"/>
+          <w:color w:val="1A2029"/>
+          <w:spacing w:val="0"/>
+          <w:sz w:val="24"/>
+          <w:szCs w:val="24"/>
+          <w:shd w:val="clear" w:fill="FFFFFF"/>
+        </w:rPr>
+      </w:pPr>
+      <w:r>
+        <w:rPr>
+          <w:rFonts w:hint="default" w:ascii="Segoe UI" w:hAnsi="Segoe UI" w:eastAsia="Segoe UI" w:cs="Segoe UI"/>
+          <w:i w:val="0"/>
+          <w:iCs w:val="0"/>
+          <w:caps w:val="0"/>
+          <w:color w:val="1A2029"/>
+          <w:spacing w:val="0"/>
+          <w:sz w:val="24"/>
+          <w:szCs w:val="24"/>
+          <w:shd w:val="clear" w:fill="FFFFFF"/>
+        </w:rPr>
+        <w:t>E 通常表示 评估集（Evaluation）。</w:t>
+      </w:r>
+    </w:p>
+    <w:p>
+      <w:pPr>
+        <w:rPr>
+          <w:rFonts w:hint="default" w:ascii="Segoe UI" w:hAnsi="Segoe UI" w:eastAsia="Segoe UI" w:cs="Segoe UI"/>
+          <w:i w:val="0"/>
+          <w:iCs w:val="0"/>
+          <w:caps w:val="0"/>
+          <w:color w:val="1A2029"/>
+          <w:spacing w:val="0"/>
+          <w:sz w:val="24"/>
+          <w:szCs w:val="24"/>
+          <w:shd w:val="clear" w:fill="FFFFFF"/>
+        </w:rPr>
+      </w:pPr>
+    </w:p>
+    <w:p>
+      <w:pPr>
+        <w:rPr>
+          <w:rFonts w:hint="eastAsia" w:ascii="Segoe UI" w:hAnsi="Segoe UI" w:eastAsia="宋体" w:cs="Segoe UI"/>
+          <w:i w:val="0"/>
+          <w:iCs w:val="0"/>
+          <w:caps w:val="0"/>
+          <w:color w:val="1A2029"/>
+          <w:spacing w:val="0"/>
+          <w:sz w:val="24"/>
+          <w:szCs w:val="24"/>
+          <w:shd w:val="clear" w:fill="FFFFFF"/>
+          <w:lang w:val="en-US" w:eastAsia="zh-CN"/>
+        </w:rPr>
+      </w:pPr>
+      <w:r>
+        <w:rPr>
+          <w:rFonts w:hint="eastAsia" w:ascii="Segoe UI" w:hAnsi="Segoe UI" w:eastAsia="宋体" w:cs="Segoe UI"/>
+          <w:i w:val="0"/>
+          <w:iCs w:val="0"/>
+          <w:caps w:val="0"/>
+          <w:color w:val="1A2029"/>
+          <w:spacing w:val="0"/>
+          <w:sz w:val="24"/>
+          <w:szCs w:val="24"/>
+          <w:shd w:val="clear" w:fill="FFFFFF"/>
+          <w:lang w:val="en-US" w:eastAsia="zh-CN"/>
+        </w:rPr>
+        <w:t>下载</w:t>
+      </w:r>
+      <w:r>
+        <w:rPr>
+          <w:rFonts w:hint="default" w:ascii="Segoe UI" w:hAnsi="Segoe UI" w:eastAsia="宋体" w:cs="Segoe UI"/>
+          <w:i w:val="0"/>
+          <w:iCs w:val="0"/>
+          <w:caps w:val="0"/>
+          <w:color w:val="1A2029"/>
+          <w:spacing w:val="0"/>
+          <w:sz w:val="24"/>
+          <w:szCs w:val="24"/>
+          <w:shd w:val="clear" w:fill="FFFFFF"/>
+          <w:lang w:val="en-US" w:eastAsia="zh-CN"/>
+        </w:rPr>
+        <w:t>python3.11</w:t>
+      </w:r>
+      <w:r>
+        <w:rPr>
+          <w:rFonts w:hint="eastAsia" w:ascii="Segoe UI" w:hAnsi="Segoe UI" w:eastAsia="宋体" w:cs="Segoe UI"/>
+          <w:i w:val="0"/>
+          <w:iCs w:val="0"/>
+          <w:caps w:val="0"/>
+          <w:color w:val="1A2029"/>
+          <w:spacing w:val="0"/>
+          <w:sz w:val="24"/>
+          <w:szCs w:val="24"/>
+          <w:shd w:val="clear" w:fill="FFFFFF"/>
+          <w:lang w:val="en-US" w:eastAsia="zh-CN"/>
+        </w:rPr>
+        <w:t>，这里选是的python-3.11.9-amd64.exe</w:t>
+      </w:r>
+    </w:p>
+    <w:p>
+      <w:pPr>
+        <w:rPr>
+          <w:rFonts w:hint="default" w:ascii="Segoe UI" w:hAnsi="Segoe UI" w:eastAsia="宋体" w:cs="Segoe UI"/>
+          <w:i w:val="0"/>
+          <w:iCs w:val="0"/>
+          <w:caps w:val="0"/>
+          <w:color w:val="1A2029"/>
+          <w:spacing w:val="0"/>
+          <w:sz w:val="24"/>
+          <w:szCs w:val="24"/>
+          <w:shd w:val="clear" w:fill="FFFFFF"/>
+          <w:lang w:val="en-US" w:eastAsia="zh-CN"/>
+        </w:rPr>
+      </w:pPr>
+      <w:r>
+        <w:rPr>
+          <w:rFonts w:hint="default" w:ascii="Segoe UI" w:hAnsi="Segoe UI" w:eastAsia="宋体" w:cs="Segoe UI"/>
+          <w:i w:val="0"/>
+          <w:iCs w:val="0"/>
+          <w:caps w:val="0"/>
+          <w:color w:val="1A2029"/>
+          <w:spacing w:val="0"/>
+          <w:sz w:val="24"/>
+          <w:szCs w:val="24"/>
+          <w:shd w:val="clear" w:fill="FFFFFF"/>
+          <w:lang w:val="en-US" w:eastAsia="zh-CN"/>
+        </w:rPr>
+        <w:fldChar w:fldCharType="begin"/>
+      </w:r>
+      <w:r>
+        <w:rPr>
+          <w:rFonts w:hint="default" w:ascii="Segoe UI" w:hAnsi="Segoe UI" w:eastAsia="宋体" w:cs="Segoe UI"/>
+          <w:i w:val="0"/>
+          <w:iCs w:val="0"/>
+          <w:caps w:val="0"/>
+          <w:color w:val="1A2029"/>
+          <w:spacing w:val="0"/>
+          <w:sz w:val="24"/>
+          <w:szCs w:val="24"/>
+          <w:shd w:val="clear" w:fill="FFFFFF"/>
+          <w:lang w:val="en-US" w:eastAsia="zh-CN"/>
+        </w:rPr>
+        <w:instrText xml:space="preserve"> HYPERLINK "https://www.python.org/downloads/windows/" </w:instrText>
+      </w:r>
+      <w:r>
+        <w:rPr>
+          <w:rFonts w:hint="default" w:ascii="Segoe UI" w:hAnsi="Segoe UI" w:eastAsia="宋体" w:cs="Segoe UI"/>
+          <w:i w:val="0"/>
+          <w:iCs w:val="0"/>
+          <w:caps w:val="0"/>
+          <w:color w:val="1A2029"/>
+          <w:spacing w:val="0"/>
+          <w:sz w:val="24"/>
+          <w:szCs w:val="24"/>
+          <w:shd w:val="clear" w:fill="FFFFFF"/>
+          <w:lang w:val="en-US" w:eastAsia="zh-CN"/>
+        </w:rPr>
+        <w:fldChar w:fldCharType="separate"/>
+      </w:r>
+      <w:r>
+        <w:rPr>
+          <w:rStyle w:val="5"/>
+          <w:rFonts w:hint="default" w:ascii="Segoe UI" w:hAnsi="Segoe UI" w:eastAsia="宋体" w:cs="Segoe UI"/>
+          <w:i w:val="0"/>
+          <w:iCs w:val="0"/>
+          <w:caps w:val="0"/>
+          <w:spacing w:val="0"/>
+          <w:sz w:val="24"/>
+          <w:szCs w:val="24"/>
+          <w:shd w:val="clear" w:fill="FFFFFF"/>
+          <w:lang w:val="en-US" w:eastAsia="zh-CN"/>
+        </w:rPr>
+        <w:t>https://www.python.org/downloads/windows/</w:t>
+      </w:r>
+      <w:r>
+        <w:rPr>
+          <w:rFonts w:hint="default" w:ascii="Segoe UI" w:hAnsi="Segoe UI" w:eastAsia="宋体" w:cs="Segoe UI"/>
+          <w:i w:val="0"/>
+          <w:iCs w:val="0"/>
+          <w:caps w:val="0"/>
+          <w:color w:val="1A2029"/>
+          <w:spacing w:val="0"/>
+          <w:sz w:val="24"/>
+          <w:szCs w:val="24"/>
+          <w:shd w:val="clear" w:fill="FFFFFF"/>
+          <w:lang w:val="en-US" w:eastAsia="zh-CN"/>
+        </w:rPr>
+        <w:fldChar w:fldCharType="end"/>
+      </w:r>
+    </w:p>
+    <w:p>
+      <w:pPr>
+        <w:rPr>
+          <w:rFonts w:hint="default" w:ascii="Segoe UI" w:hAnsi="Segoe UI" w:eastAsia="宋体" w:cs="Segoe UI"/>
+          <w:i w:val="0"/>
+          <w:iCs w:val="0"/>
+          <w:caps w:val="0"/>
+          <w:color w:val="1A2029"/>
+          <w:spacing w:val="0"/>
+          <w:sz w:val="24"/>
+          <w:szCs w:val="24"/>
+          <w:shd w:val="clear" w:fill="FFFFFF"/>
+          <w:lang w:val="en-US" w:eastAsia="zh-CN"/>
+        </w:rPr>
+      </w:pPr>
+      <w:r>
+        <w:rPr>
+          <w:rFonts w:hint="eastAsia" w:ascii="Segoe UI" w:hAnsi="Segoe UI" w:eastAsia="宋体" w:cs="Segoe UI"/>
+          <w:i w:val="0"/>
+          <w:iCs w:val="0"/>
+          <w:caps w:val="0"/>
+          <w:color w:val="1A2029"/>
+          <w:spacing w:val="0"/>
+          <w:sz w:val="24"/>
+          <w:szCs w:val="24"/>
+          <w:shd w:val="clear" w:fill="FFFFFF"/>
+          <w:lang w:val="en-US" w:eastAsia="zh-CN"/>
+        </w:rPr>
+        <w:t>下载完成后安装python</w:t>
+      </w:r>
+    </w:p>
+    <w:p>
+      <w:pPr>
+        <w:rPr>
+          <w:rFonts w:hint="default" w:ascii="Segoe UI" w:hAnsi="Segoe UI" w:eastAsia="宋体" w:cs="Segoe UI"/>
+          <w:i w:val="0"/>
+          <w:iCs w:val="0"/>
+          <w:caps w:val="0"/>
+          <w:color w:val="1A2029"/>
+          <w:spacing w:val="0"/>
+          <w:sz w:val="24"/>
+          <w:szCs w:val="24"/>
+          <w:shd w:val="clear" w:fill="FFFFFF"/>
+          <w:lang w:val="en-US" w:eastAsia="zh-CN"/>
+        </w:rPr>
+      </w:pPr>
+      <w:r>
+        <w:rPr>
+          <w:rFonts w:hint="eastAsia" w:ascii="Segoe UI" w:hAnsi="Segoe UI" w:eastAsia="宋体" w:cs="Segoe UI"/>
+          <w:i w:val="0"/>
+          <w:iCs w:val="0"/>
+          <w:caps w:val="0"/>
+          <w:color w:val="1A2029"/>
+          <w:spacing w:val="0"/>
+          <w:sz w:val="24"/>
+          <w:szCs w:val="24"/>
+          <w:shd w:val="clear" w:fill="FFFFFF"/>
+          <w:lang w:val="en-US" w:eastAsia="zh-CN"/>
+        </w:rPr>
+        <w:t>安装完成</w:t>
+      </w:r>
+      <w:r>
+        <w:rPr>
+          <w:rFonts w:hint="default" w:ascii="Segoe UI" w:hAnsi="Segoe UI" w:eastAsia="宋体" w:cs="Segoe UI"/>
+          <w:i w:val="0"/>
+          <w:iCs w:val="0"/>
+          <w:caps w:val="0"/>
+          <w:color w:val="1A2029"/>
+          <w:spacing w:val="0"/>
+          <w:sz w:val="24"/>
+          <w:szCs w:val="24"/>
+          <w:shd w:val="clear" w:fill="FFFFFF"/>
+          <w:lang w:val="en-US" w:eastAsia="zh-CN"/>
+        </w:rPr>
+        <w:t>python</w:t>
+      </w:r>
+      <w:r>
+        <w:rPr>
+          <w:rFonts w:hint="eastAsia" w:ascii="Segoe UI" w:hAnsi="Segoe UI" w:eastAsia="宋体" w:cs="Segoe UI"/>
+          <w:i w:val="0"/>
+          <w:iCs w:val="0"/>
+          <w:caps w:val="0"/>
+          <w:color w:val="1A2029"/>
+          <w:spacing w:val="0"/>
+          <w:sz w:val="24"/>
+          <w:szCs w:val="24"/>
+          <w:shd w:val="clear" w:fill="FFFFFF"/>
+          <w:lang w:val="en-US" w:eastAsia="zh-CN"/>
+        </w:rPr>
+        <w:t>后再安装mne的依赖</w:t>
+      </w:r>
+    </w:p>
+    <w:p>
+      <w:pPr>
+        <w:rPr>
+          <w:rFonts w:hint="default" w:ascii="Segoe UI" w:hAnsi="Segoe UI" w:eastAsia="宋体" w:cs="Segoe UI"/>
+          <w:i w:val="0"/>
+          <w:iCs w:val="0"/>
+          <w:caps w:val="0"/>
+          <w:color w:val="1A2029"/>
+          <w:spacing w:val="0"/>
+          <w:sz w:val="24"/>
+          <w:szCs w:val="24"/>
+          <w:shd w:val="clear" w:fill="FFFFFF"/>
+          <w:lang w:val="en-US" w:eastAsia="zh-CN"/>
+        </w:rPr>
+      </w:pPr>
+      <w:r>
+        <w:rPr>
+          <w:rFonts w:hint="default" w:ascii="Segoe UI" w:hAnsi="Segoe UI" w:eastAsia="宋体" w:cs="Segoe UI"/>
+          <w:i w:val="0"/>
+          <w:iCs w:val="0"/>
+          <w:caps w:val="0"/>
+          <w:color w:val="1A2029"/>
+          <w:spacing w:val="0"/>
+          <w:sz w:val="24"/>
+          <w:szCs w:val="24"/>
+          <w:shd w:val="clear" w:fill="FFFFFF"/>
+          <w:lang w:val="en-US" w:eastAsia="zh-CN"/>
+        </w:rPr>
+        <w:t>pip install mne pandas</w:t>
+      </w:r>
+    </w:p>
+    <w:p>
+      <w:pPr>
+        <w:rPr>
+          <w:rFonts w:hint="eastAsia" w:ascii="Segoe UI" w:hAnsi="Segoe UI" w:eastAsia="宋体" w:cs="Segoe UI"/>
+          <w:i w:val="0"/>
+          <w:iCs w:val="0"/>
+          <w:caps w:val="0"/>
+          <w:color w:val="1A2029"/>
+          <w:spacing w:val="0"/>
+          <w:sz w:val="24"/>
+          <w:szCs w:val="24"/>
+          <w:shd w:val="clear" w:fill="FFFFFF"/>
+          <w:lang w:val="en-US" w:eastAsia="zh-CN"/>
+        </w:rPr>
+      </w:pPr>
+      <w:r>
+        <w:rPr>
+          <w:rFonts w:hint="eastAsia" w:ascii="Segoe UI" w:hAnsi="Segoe UI" w:eastAsia="宋体" w:cs="Segoe UI"/>
+          <w:i w:val="0"/>
+          <w:iCs w:val="0"/>
+          <w:caps w:val="0"/>
+          <w:color w:val="1A2029"/>
+          <w:spacing w:val="0"/>
+          <w:sz w:val="24"/>
+          <w:szCs w:val="24"/>
+          <w:shd w:val="clear" w:fill="FFFFFF"/>
+          <w:lang w:val="en-US" w:eastAsia="zh-CN"/>
+        </w:rPr>
+        <w:t>验证依赖是否安装成功</w:t>
+      </w:r>
+    </w:p>
+    <w:p>
+      <w:pPr>
+        <w:rPr>
+          <w:rFonts w:hint="default" w:ascii="Segoe UI" w:hAnsi="Segoe UI" w:eastAsia="宋体" w:cs="Segoe UI"/>
+          <w:i w:val="0"/>
+          <w:iCs w:val="0"/>
+          <w:caps w:val="0"/>
+          <w:color w:val="1A2029"/>
+          <w:spacing w:val="0"/>
+          <w:sz w:val="24"/>
+          <w:szCs w:val="24"/>
+          <w:shd w:val="clear" w:fill="FFFFFF"/>
+          <w:lang w:val="en-US" w:eastAsia="zh-CN"/>
+        </w:rPr>
+      </w:pPr>
+      <w:r>
+        <w:rPr>
+          <w:rFonts w:hint="default" w:ascii="Segoe UI" w:hAnsi="Segoe UI" w:eastAsia="宋体" w:cs="Segoe UI"/>
+          <w:i w:val="0"/>
+          <w:iCs w:val="0"/>
+          <w:caps w:val="0"/>
+          <w:color w:val="1A2029"/>
+          <w:spacing w:val="0"/>
+          <w:sz w:val="24"/>
+          <w:szCs w:val="24"/>
+          <w:shd w:val="clear" w:fill="FFFFFF"/>
+          <w:lang w:val="en-US" w:eastAsia="zh-CN"/>
+        </w:rPr>
+        <w:t>python -c "import mne; print(mne.__version__)"</w:t>
+      </w:r>
+    </w:p>
+    <w:p>
+      <w:pPr>
+        <w:rPr>
+          <w:rFonts w:hint="eastAsia" w:ascii="Segoe UI" w:hAnsi="Segoe UI" w:eastAsia="宋体" w:cs="Segoe UI"/>
+          <w:i w:val="0"/>
+          <w:iCs w:val="0"/>
+          <w:caps w:val="0"/>
+          <w:color w:val="1A2029"/>
+          <w:spacing w:val="0"/>
+          <w:sz w:val="24"/>
+          <w:szCs w:val="24"/>
+          <w:shd w:val="clear" w:fill="FFFFFF"/>
+          <w:lang w:val="en-US" w:eastAsia="zh-CN"/>
+        </w:rPr>
+      </w:pPr>
+    </w:p>
+    <w:p>
+      <w:pPr>
+        <w:rPr>
+          <w:rFonts w:hint="default" w:ascii="Segoe UI" w:hAnsi="Segoe UI" w:eastAsia="宋体" w:cs="Segoe UI"/>
+          <w:i w:val="0"/>
+          <w:iCs w:val="0"/>
+          <w:caps w:val="0"/>
+          <w:color w:val="1A2029"/>
+          <w:spacing w:val="0"/>
+          <w:sz w:val="24"/>
+          <w:szCs w:val="24"/>
+          <w:shd w:val="clear" w:fill="FFFFFF"/>
+          <w:lang w:val="en-US" w:eastAsia="zh-CN"/>
+        </w:rPr>
+      </w:pPr>
+      <w:r>
+        <w:rPr>
+          <w:rFonts w:hint="eastAsia" w:ascii="Segoe UI" w:hAnsi="Segoe UI" w:eastAsia="宋体" w:cs="Segoe UI"/>
+          <w:i w:val="0"/>
+          <w:iCs w:val="0"/>
+          <w:caps w:val="0"/>
+          <w:color w:val="1A2029"/>
+          <w:spacing w:val="0"/>
+          <w:sz w:val="24"/>
+          <w:szCs w:val="24"/>
+          <w:shd w:val="clear" w:fill="FFFFFF"/>
+          <w:lang w:val="en-US" w:eastAsia="zh-CN"/>
+        </w:rPr>
+        <w:t>安装成功后效果如下</w:t>
+      </w:r>
+    </w:p>
+    <w:p>
+      <w:r>
+        <w:drawing>
+          <wp:inline distT="0" distB="0" distL="114300" distR="114300">
+            <wp:extent cx="5274310" cy="1381125"/>
+            <wp:effectExtent l="0" t="0" r="2540" b="9525"/>
+            <wp:docPr id="1" name="图片 1"/>
+            <wp:cNvGraphicFramePr>
+              <a:graphicFrameLocks xmlns:a="http://schemas.openxmlformats.org/drawingml/2006/main" noChangeAspect="1"/>
+            </wp:cNvGraphicFramePr>
+            <a:graphic xmlns:a="http://schemas.openxmlformats.org/drawingml/2006/main">
+              <a:graphicData uri="http://schemas.openxmlformats.org/drawingml/2006/picture">
+                <pic:pic xmlns:pic="http://schemas.openxmlformats.org/drawingml/2006/picture">
+                  <pic:nvPicPr>
+                    <pic:cNvPr id="1" name="图片 1"/>
+                    <pic:cNvPicPr>
+                      <a:picLocks noChangeAspect="1"/>
+                    </pic:cNvPicPr>
+                  </pic:nvPicPr>
+                  <pic:blipFill>
+                    <a:blip r:embed="rId4"/>
+                    <a:stretch>
+                      <a:fillRect/>
+                    </a:stretch>
+                  </pic:blipFill>
+                  <pic:spPr>
+                    <a:xfrm>
+                      <a:off x="0" y="0"/>
+                      <a:ext cx="5274310" cy="1381125"/>
+                    </a:xfrm>
+                    <a:prstGeom prst="rect">
+                      <a:avLst/>
+                    </a:prstGeom>
+                    <a:noFill/>
+                    <a:ln>
+                      <a:noFill/>
+                    </a:ln>
+                  </pic:spPr>
+                </pic:pic>
+              </a:graphicData>
+            </a:graphic>
+          </wp:inline>
+        </w:drawing>
+      </w:r>
+    </w:p>
+    <w:p/>
+    <w:p>
+      <w:pPr>
+        <w:rPr>
+          <w:rFonts w:hint="default"/>
+          <w:lang w:val="en-US" w:eastAsia="zh-CN"/>
+        </w:rPr>
+      </w:pPr>
+    </w:p>
+    <w:p>
+      <w:pPr>
+        <w:rPr>
+          <w:rFonts w:hint="default" w:ascii="Segoe UI" w:hAnsi="Segoe UI" w:eastAsia="宋体" w:cs="Segoe UI"/>
+          <w:i w:val="0"/>
+          <w:iCs w:val="0"/>
+          <w:caps w:val="0"/>
+          <w:color w:val="1A2029"/>
+          <w:spacing w:val="0"/>
+          <w:sz w:val="24"/>
+          <w:szCs w:val="24"/>
+          <w:shd w:val="clear" w:fill="FFFFFF"/>
+          <w:lang w:val="en-US" w:eastAsia="zh-CN"/>
+        </w:rPr>
+      </w:pPr>
+    </w:p>
+    <w:p>
+      <w:pPr>
+        <w:rPr>
+          <w:rFonts w:hint="eastAsia" w:ascii="Segoe UI" w:hAnsi="Segoe UI" w:eastAsia="宋体" w:cs="Segoe UI"/>
+          <w:i w:val="0"/>
+          <w:iCs w:val="0"/>
+          <w:caps w:val="0"/>
+          <w:color w:val="1A2029"/>
+          <w:spacing w:val="0"/>
+          <w:sz w:val="24"/>
+          <w:szCs w:val="24"/>
+          <w:shd w:val="clear" w:fill="FFFFFF"/>
+          <w:lang w:val="en-US" w:eastAsia="zh-CN"/>
+        </w:rPr>
+      </w:pPr>
+      <w:r>
+        <w:rPr>
+          <w:rFonts w:hint="eastAsia" w:ascii="Segoe UI" w:hAnsi="Segoe UI" w:eastAsia="宋体" w:cs="Segoe UI"/>
+          <w:i w:val="0"/>
+          <w:iCs w:val="0"/>
+          <w:caps w:val="0"/>
+          <w:color w:val="1A2029"/>
+          <w:spacing w:val="0"/>
+          <w:sz w:val="24"/>
+          <w:szCs w:val="24"/>
+          <w:shd w:val="clear" w:fill="FFFFFF"/>
+          <w:lang w:val="en-US" w:eastAsia="zh-CN"/>
+        </w:rPr>
+        <w:t>使用</w:t>
+      </w:r>
+      <w:r>
+        <w:rPr>
+          <w:rFonts w:hint="default" w:ascii="Segoe UI" w:hAnsi="Segoe UI" w:eastAsia="宋体" w:cs="Segoe UI"/>
+          <w:i w:val="0"/>
+          <w:iCs w:val="0"/>
+          <w:caps w:val="0"/>
+          <w:color w:val="1A2029"/>
+          <w:spacing w:val="0"/>
+          <w:sz w:val="24"/>
+          <w:szCs w:val="24"/>
+          <w:shd w:val="clear" w:fill="FFFFFF"/>
+          <w:lang w:val="en-US" w:eastAsia="zh-CN"/>
+        </w:rPr>
+        <w:t>python</w:t>
+      </w:r>
+      <w:r>
+        <w:rPr>
+          <w:rFonts w:hint="eastAsia" w:ascii="Segoe UI" w:hAnsi="Segoe UI" w:eastAsia="宋体" w:cs="Segoe UI"/>
+          <w:i w:val="0"/>
+          <w:iCs w:val="0"/>
+          <w:caps w:val="0"/>
+          <w:color w:val="1A2029"/>
+          <w:spacing w:val="0"/>
+          <w:sz w:val="24"/>
+          <w:szCs w:val="24"/>
+          <w:shd w:val="clear" w:fill="FFFFFF"/>
+          <w:lang w:val="en-US" w:eastAsia="zh-CN"/>
+        </w:rPr>
+        <w:t>脚本进行文件转换</w:t>
+      </w:r>
+    </w:p>
+    <w:p>
+      <w:pPr>
+        <w:rPr>
+          <w:rFonts w:hint="default" w:ascii="Segoe UI" w:hAnsi="Segoe UI" w:eastAsia="宋体" w:cs="Segoe UI"/>
+          <w:i w:val="0"/>
+          <w:iCs w:val="0"/>
+          <w:caps w:val="0"/>
+          <w:color w:val="1A2029"/>
+          <w:spacing w:val="0"/>
+          <w:sz w:val="24"/>
+          <w:szCs w:val="24"/>
+          <w:shd w:val="clear" w:fill="FFFFFF"/>
+          <w:lang w:val="en-US" w:eastAsia="zh-CN"/>
+        </w:rPr>
+      </w:pPr>
+      <w:r>
+        <w:rPr>
+          <w:rFonts w:hint="default" w:ascii="Segoe UI" w:hAnsi="Segoe UI" w:eastAsia="宋体" w:cs="Segoe UI"/>
+          <w:i w:val="0"/>
+          <w:iCs w:val="0"/>
+          <w:caps w:val="0"/>
+          <w:color w:val="1A2029"/>
+          <w:spacing w:val="0"/>
+          <w:sz w:val="24"/>
+          <w:szCs w:val="24"/>
+          <w:shd w:val="clear" w:fill="FFFFFF"/>
+          <w:lang w:val="en-US" w:eastAsia="zh-CN"/>
+        </w:rPr>
+        <w:t>batch_convert_gdf_to_csv.py</w:t>
+      </w:r>
+    </w:p>
+    <w:p>
+      <w:pPr>
+        <w:rPr>
+          <w:rFonts w:hint="eastAsia" w:ascii="Segoe UI" w:hAnsi="Segoe UI" w:eastAsia="宋体" w:cs="Segoe UI"/>
+          <w:i w:val="0"/>
+          <w:iCs w:val="0"/>
+          <w:caps w:val="0"/>
+          <w:color w:val="1A2029"/>
+          <w:spacing w:val="0"/>
+          <w:sz w:val="24"/>
+          <w:szCs w:val="24"/>
+          <w:shd w:val="clear" w:fill="FFFFFF"/>
+          <w:lang w:val="en-US" w:eastAsia="zh-CN"/>
+        </w:rPr>
+      </w:pPr>
+      <w:r>
+        <w:rPr>
+          <w:rFonts w:hint="eastAsia" w:ascii="Segoe UI" w:hAnsi="Segoe UI" w:eastAsia="宋体" w:cs="Segoe UI"/>
+          <w:i w:val="0"/>
+          <w:iCs w:val="0"/>
+          <w:caps w:val="0"/>
+          <w:color w:val="1A2029"/>
+          <w:spacing w:val="0"/>
+          <w:sz w:val="24"/>
+          <w:szCs w:val="24"/>
+          <w:shd w:val="clear" w:fill="FFFFFF"/>
+          <w:lang w:val="en-US" w:eastAsia="zh-CN"/>
+        </w:rPr>
+        <w:t>转换命令</w:t>
+      </w:r>
+    </w:p>
+    <w:p>
+      <w:pPr>
+        <w:rPr>
+          <w:rFonts w:hint="default" w:ascii="Segoe UI" w:hAnsi="Segoe UI" w:eastAsia="宋体" w:cs="Segoe UI"/>
+          <w:i w:val="0"/>
+          <w:iCs w:val="0"/>
+          <w:caps w:val="0"/>
+          <w:color w:val="1A2029"/>
+          <w:spacing w:val="0"/>
+          <w:sz w:val="24"/>
+          <w:szCs w:val="24"/>
+          <w:shd w:val="clear" w:fill="FFFFFF"/>
+          <w:lang w:val="en-US" w:eastAsia="zh-CN"/>
+        </w:rPr>
+      </w:pPr>
+      <w:r>
+        <w:rPr>
+          <w:rFonts w:hint="default" w:ascii="Segoe UI" w:hAnsi="Segoe UI" w:eastAsia="宋体" w:cs="Segoe UI"/>
+          <w:i w:val="0"/>
+          <w:iCs w:val="0"/>
+          <w:caps w:val="0"/>
+          <w:color w:val="1A2029"/>
+          <w:spacing w:val="0"/>
+          <w:sz w:val="24"/>
+          <w:szCs w:val="24"/>
+          <w:shd w:val="clear" w:fill="FFFFFF"/>
+          <w:lang w:val="en-US" w:eastAsia="zh-CN"/>
+        </w:rPr>
+        <w:t>python batch_convert_gdf_to_csv.py</w:t>
+      </w:r>
       <w:bookmarkStart w:id="0" w:name="_GoBack"/>
       <w:bookmarkEnd w:id="0"/>
+    </w:p>
+    <w:p>
+      <w:pPr>
+        <w:rPr>
+          <w:rFonts w:hint="default" w:ascii="Segoe UI" w:hAnsi="Segoe UI" w:eastAsia="宋体" w:cs="Segoe UI"/>
+          <w:i w:val="0"/>
+          <w:iCs w:val="0"/>
+          <w:caps w:val="0"/>
+          <w:color w:val="1A2029"/>
+          <w:spacing w:val="0"/>
+          <w:sz w:val="24"/>
+          <w:szCs w:val="24"/>
+          <w:shd w:val="clear" w:fill="FFFFFF"/>
+          <w:lang w:val="en-US" w:eastAsia="zh-CN"/>
+        </w:rPr>
+      </w:pPr>
+      <w:r>
+        <w:drawing>
+          <wp:inline distT="0" distB="0" distL="114300" distR="114300">
+            <wp:extent cx="5266690" cy="2084705"/>
+            <wp:effectExtent l="0" t="0" r="10160" b="10795"/>
+            <wp:docPr id="2" name="图片 1"/>
+            <wp:cNvGraphicFramePr>
+              <a:graphicFrameLocks xmlns:a="http://schemas.openxmlformats.org/drawingml/2006/main" noChangeAspect="1"/>
+            </wp:cNvGraphicFramePr>
+            <a:graphic xmlns:a="http://schemas.openxmlformats.org/drawingml/2006/main">
+              <a:graphicData uri="http://schemas.openxmlformats.org/drawingml/2006/picture">
+                <pic:pic xmlns:pic="http://schemas.openxmlformats.org/drawingml/2006/picture">
+                  <pic:nvPicPr>
+                    <pic:cNvPr id="2" name="图片 1"/>
+                    <pic:cNvPicPr>
+                      <a:picLocks noChangeAspect="1"/>
+                    </pic:cNvPicPr>
+                  </pic:nvPicPr>
+                  <pic:blipFill>
+                    <a:blip r:embed="rId5"/>
+                    <a:stretch>
+                      <a:fillRect/>
+                    </a:stretch>
+                  </pic:blipFill>
+                  <pic:spPr>
+                    <a:xfrm>
+                      <a:off x="0" y="0"/>
+                      <a:ext cx="5266690" cy="2084705"/>
+                    </a:xfrm>
+                    <a:prstGeom prst="rect">
+                      <a:avLst/>
+                    </a:prstGeom>
+                    <a:noFill/>
+                    <a:ln>
+                      <a:noFill/>
+                    </a:ln>
+                  </pic:spPr>
+                </pic:pic>
+              </a:graphicData>
+            </a:graphic>
+          </wp:inline>
+        </w:drawing>
+      </w:r>
+    </w:p>
+    <w:p>
+      <w:pPr>
+        <w:rPr>
+          <w:rFonts w:hint="default" w:ascii="Segoe UI" w:hAnsi="Segoe UI" w:eastAsia="宋体" w:cs="Segoe UI"/>
+          <w:i w:val="0"/>
+          <w:iCs w:val="0"/>
+          <w:caps w:val="0"/>
+          <w:color w:val="1A2029"/>
+          <w:spacing w:val="0"/>
+          <w:sz w:val="24"/>
+          <w:szCs w:val="24"/>
+          <w:shd w:val="clear" w:fill="FFFFFF"/>
+          <w:lang w:val="en-US" w:eastAsia="zh-CN"/>
+        </w:rPr>
+      </w:pPr>
     </w:p>
     <w:sectPr>
       <w:pgSz w:w="11906" w:h="16838"/>
@@ -292,7 +1278,7 @@
     <w:lsdException w:unhideWhenUsed="0" w:uiPriority="0" w:semiHidden="0" w:name="Body Text Indent 2"/>
     <w:lsdException w:unhideWhenUsed="0" w:uiPriority="0" w:semiHidden="0" w:name="Body Text Indent 3"/>
     <w:lsdException w:unhideWhenUsed="0" w:uiPriority="0" w:semiHidden="0" w:name="Block Text"/>
-    <w:lsdException w:unhideWhenUsed="0" w:uiPriority="0" w:semiHidden="0" w:name="Hyperlink"/>
+    <w:lsdException w:qFormat="1" w:unhideWhenUsed="0" w:uiPriority="0" w:semiHidden="0" w:name="Hyperlink"/>
     <w:lsdException w:unhideWhenUsed="0" w:uiPriority="0" w:semiHidden="0" w:name="FollowedHyperlink"/>
     <w:lsdException w:qFormat="1" w:unhideWhenUsed="0" w:uiPriority="0" w:semiHidden="0" w:name="Strong"/>
     <w:lsdException w:qFormat="1" w:unhideWhenUsed="0" w:uiPriority="0" w:semiHidden="0" w:name="Emphasis"/>
@@ -503,6 +1489,7 @@
   <w:style w:type="character" w:styleId="5">
     <w:name w:val="Hyperlink"/>
     <w:basedOn w:val="3"/>
+    <w:qFormat/>
     <w:uiPriority w:val="0"/>
     <w:rPr>
       <w:color w:val="0000FF"/>

--- a/vskedmind/教程.docx
+++ b/vskedmind/教程.docx
@@ -1094,8 +1094,6 @@
         </w:rPr>
         <w:t>python batch_convert_gdf_to_csv.py</w:t>
       </w:r>
-      <w:bookmarkStart w:id="0" w:name="_GoBack"/>
-      <w:bookmarkEnd w:id="0"/>
     </w:p>
     <w:p>
       <w:pPr>
@@ -1115,8 +1113,8 @@
       <w:r>
         <w:drawing>
           <wp:inline distT="0" distB="0" distL="114300" distR="114300">
-            <wp:extent cx="5266690" cy="2084705"/>
-            <wp:effectExtent l="0" t="0" r="10160" b="10795"/>
+            <wp:extent cx="5266055" cy="2614930"/>
+            <wp:effectExtent l="0" t="0" r="10795" b="13970"/>
             <wp:docPr id="2" name="图片 1"/>
             <wp:cNvGraphicFramePr>
               <a:graphicFrameLocks xmlns:a="http://schemas.openxmlformats.org/drawingml/2006/main" noChangeAspect="1"/>
@@ -1139,7 +1137,7 @@
                   <pic:spPr>
                     <a:xfrm>
                       <a:off x="0" y="0"/>
-                      <a:ext cx="5266690" cy="2084705"/>
+                      <a:ext cx="5266055" cy="2614930"/>
                     </a:xfrm>
                     <a:prstGeom prst="rect">
                       <a:avLst/>
@@ -1155,6 +1153,8 @@
           </wp:inline>
         </w:drawing>
       </w:r>
+      <w:bookmarkStart w:id="0" w:name="_GoBack"/>
+      <w:bookmarkEnd w:id="0"/>
     </w:p>
     <w:p>
       <w:pPr>

--- a/vskedmind/教程.docx
+++ b/vskedmind/教程.docx
@@ -56,74 +56,74 @@
       </w:r>
       <w:r>
         <w:rPr>
+          <w:rStyle w:val="6"/>
+          <w:rFonts w:hint="default"/>
+          <w:lang w:val="en-US" w:eastAsia="zh-CN"/>
+        </w:rPr>
+        <w:t>https://bbci.de/competition/iv/download/</w:t>
+      </w:r>
+      <w:r>
+        <w:rPr>
+          <w:rFonts w:hint="default"/>
+          <w:lang w:val="en-US" w:eastAsia="zh-CN"/>
+        </w:rPr>
+        <w:fldChar w:fldCharType="end"/>
+      </w:r>
+    </w:p>
+    <w:p>
+      <w:pPr>
+        <w:rPr>
+          <w:rFonts w:hint="default"/>
+          <w:lang w:val="en-US" w:eastAsia="zh-CN"/>
+        </w:rPr>
+      </w:pPr>
+    </w:p>
+    <w:p>
+      <w:pPr>
+        <w:rPr>
+          <w:rFonts w:hint="eastAsia"/>
+          <w:lang w:val="en-US" w:eastAsia="zh-CN"/>
+        </w:rPr>
+      </w:pPr>
+      <w:r>
+        <w:rPr>
+          <w:rFonts w:hint="eastAsia"/>
+          <w:lang w:val="en-US" w:eastAsia="zh-CN"/>
+        </w:rPr>
+        <w:t>选择</w:t>
+      </w:r>
+      <w:r>
+        <w:rPr>
+          <w:rFonts w:hint="eastAsia"/>
+          <w:lang w:val="en-US" w:eastAsia="zh-CN"/>
+        </w:rPr>
+        <w:br w:type="textWrapping"/>
+      </w:r>
+      <w:r>
+        <w:rPr>
+          <w:rFonts w:hint="eastAsia"/>
+          <w:lang w:val="en-US" w:eastAsia="zh-CN"/>
+        </w:rPr>
+        <w:t>Data sets 2a: [ GDF files zipped (420 MB) ]</w:t>
+      </w:r>
+    </w:p>
+    <w:p>
+      <w:pPr>
+        <w:rPr>
+          <w:rFonts w:hint="default" w:ascii="Segoe UI" w:hAnsi="Segoe UI" w:eastAsia="Segoe UI" w:cs="Segoe UI"/>
+          <w:i w:val="0"/>
+          <w:iCs w:val="0"/>
+          <w:caps w:val="0"/>
+          <w:color w:val="1A2029"/>
+          <w:spacing w:val="0"/>
+          <w:sz w:val="24"/>
+          <w:szCs w:val="24"/>
+          <w:shd w:val="clear" w:fill="FFFFFF"/>
+        </w:rPr>
+      </w:pPr>
+      <w:r>
+        <w:rPr>
           <w:rStyle w:val="5"/>
-          <w:rFonts w:hint="default"/>
-          <w:lang w:val="en-US" w:eastAsia="zh-CN"/>
-        </w:rPr>
-        <w:t>https://bbci.de/competition/iv/download/</w:t>
-      </w:r>
-      <w:r>
-        <w:rPr>
-          <w:rFonts w:hint="default"/>
-          <w:lang w:val="en-US" w:eastAsia="zh-CN"/>
-        </w:rPr>
-        <w:fldChar w:fldCharType="end"/>
-      </w:r>
-    </w:p>
-    <w:p>
-      <w:pPr>
-        <w:rPr>
-          <w:rFonts w:hint="default"/>
-          <w:lang w:val="en-US" w:eastAsia="zh-CN"/>
-        </w:rPr>
-      </w:pPr>
-    </w:p>
-    <w:p>
-      <w:pPr>
-        <w:rPr>
-          <w:rFonts w:hint="eastAsia"/>
-          <w:lang w:val="en-US" w:eastAsia="zh-CN"/>
-        </w:rPr>
-      </w:pPr>
-      <w:r>
-        <w:rPr>
-          <w:rFonts w:hint="eastAsia"/>
-          <w:lang w:val="en-US" w:eastAsia="zh-CN"/>
-        </w:rPr>
-        <w:t>选择</w:t>
-      </w:r>
-      <w:r>
-        <w:rPr>
-          <w:rFonts w:hint="eastAsia"/>
-          <w:lang w:val="en-US" w:eastAsia="zh-CN"/>
-        </w:rPr>
-        <w:br w:type="textWrapping"/>
-      </w:r>
-      <w:r>
-        <w:rPr>
-          <w:rFonts w:hint="eastAsia"/>
-          <w:lang w:val="en-US" w:eastAsia="zh-CN"/>
-        </w:rPr>
-        <w:t>Data sets 2a: [ GDF files zipped (420 MB) ]</w:t>
-      </w:r>
-    </w:p>
-    <w:p>
-      <w:pPr>
-        <w:rPr>
-          <w:rFonts w:hint="default" w:ascii="Segoe UI" w:hAnsi="Segoe UI" w:eastAsia="Segoe UI" w:cs="Segoe UI"/>
-          <w:i w:val="0"/>
-          <w:iCs w:val="0"/>
-          <w:caps w:val="0"/>
-          <w:color w:val="1A2029"/>
-          <w:spacing w:val="0"/>
-          <w:sz w:val="24"/>
-          <w:szCs w:val="24"/>
-          <w:shd w:val="clear" w:fill="FFFFFF"/>
-        </w:rPr>
-      </w:pPr>
-      <w:r>
-        <w:rPr>
-          <w:rStyle w:val="4"/>
           <w:rFonts w:ascii="Segoe UI" w:hAnsi="Segoe UI" w:eastAsia="Segoe UI" w:cs="Segoe UI"/>
           <w:i w:val="0"/>
           <w:iCs w:val="0"/>
@@ -610,7 +610,7 @@
       </w:r>
       <w:r>
         <w:rPr>
-          <w:rStyle w:val="5"/>
+          <w:rStyle w:val="6"/>
           <w:rFonts w:hint="default" w:ascii="Segoe UI" w:hAnsi="Segoe UI" w:eastAsia="宋体" w:cs="Segoe UI"/>
           <w:i w:val="0"/>
           <w:iCs w:val="0"/>
@@ -1153,24 +1153,407 @@
           </wp:inline>
         </w:drawing>
       </w:r>
+    </w:p>
+    <w:p>
+      <w:pPr>
+        <w:rPr>
+          <w:rFonts w:hint="eastAsia" w:ascii="Segoe UI" w:hAnsi="Segoe UI" w:eastAsia="宋体" w:cs="Segoe UI"/>
+          <w:i w:val="0"/>
+          <w:iCs w:val="0"/>
+          <w:caps w:val="0"/>
+          <w:color w:val="1A2029"/>
+          <w:spacing w:val="0"/>
+          <w:sz w:val="24"/>
+          <w:szCs w:val="24"/>
+          <w:shd w:val="clear" w:fill="FFFFFF"/>
+          <w:lang w:val="en-US" w:eastAsia="zh-CN"/>
+        </w:rPr>
+      </w:pPr>
+      <w:r>
+        <w:rPr>
+          <w:rFonts w:hint="eastAsia" w:ascii="Segoe UI" w:hAnsi="Segoe UI" w:eastAsia="宋体" w:cs="Segoe UI"/>
+          <w:i w:val="0"/>
+          <w:iCs w:val="0"/>
+          <w:caps w:val="0"/>
+          <w:color w:val="1A2029"/>
+          <w:spacing w:val="0"/>
+          <w:sz w:val="24"/>
+          <w:szCs w:val="24"/>
+          <w:shd w:val="clear" w:fill="FFFFFF"/>
+          <w:lang w:val="en-US" w:eastAsia="zh-CN"/>
+        </w:rPr>
+        <w:t>我们通过转换A01T.gdf转换成了A01T_debug.csv</w:t>
+      </w:r>
+    </w:p>
+    <w:p>
+      <w:pPr>
+        <w:rPr>
+          <w:rFonts w:hint="eastAsia" w:ascii="Segoe UI" w:hAnsi="Segoe UI" w:eastAsia="宋体" w:cs="Segoe UI"/>
+          <w:i w:val="0"/>
+          <w:iCs w:val="0"/>
+          <w:caps w:val="0"/>
+          <w:color w:val="1A2029"/>
+          <w:spacing w:val="0"/>
+          <w:sz w:val="24"/>
+          <w:szCs w:val="24"/>
+          <w:shd w:val="clear" w:fill="FFFFFF"/>
+          <w:lang w:val="en-US" w:eastAsia="zh-CN"/>
+        </w:rPr>
+      </w:pPr>
+      <w:r>
+        <w:rPr>
+          <w:rFonts w:hint="eastAsia" w:ascii="Segoe UI" w:hAnsi="Segoe UI" w:eastAsia="宋体" w:cs="Segoe UI"/>
+          <w:i w:val="0"/>
+          <w:iCs w:val="0"/>
+          <w:caps w:val="0"/>
+          <w:color w:val="1A2029"/>
+          <w:spacing w:val="0"/>
+          <w:sz w:val="24"/>
+          <w:szCs w:val="24"/>
+          <w:shd w:val="clear" w:fill="FFFFFF"/>
+          <w:lang w:val="en-US" w:eastAsia="zh-CN"/>
+        </w:rPr>
+        <w:t>把文件复制并改名成A01T.csv</w:t>
+      </w:r>
+    </w:p>
+    <w:p>
+      <w:pPr>
+        <w:pStyle w:val="2"/>
+        <w:keepNext w:val="0"/>
+        <w:keepLines w:val="0"/>
+        <w:widowControl/>
+        <w:suppressLineNumbers w:val="0"/>
+        <w:rPr>
+          <w:rFonts w:hint="eastAsia" w:ascii="Segoe UI" w:hAnsi="Segoe UI" w:eastAsia="宋体" w:cs="Segoe UI"/>
+          <w:i w:val="0"/>
+          <w:iCs w:val="0"/>
+          <w:caps w:val="0"/>
+          <w:color w:val="1A2029"/>
+          <w:spacing w:val="0"/>
+          <w:sz w:val="24"/>
+          <w:szCs w:val="24"/>
+          <w:shd w:val="clear" w:fill="FFFFFF"/>
+          <w:lang w:val="en-US" w:eastAsia="zh-CN"/>
+        </w:rPr>
+      </w:pPr>
+      <w:r>
+        <w:rPr>
+          <w:rFonts w:hint="eastAsia" w:ascii="Segoe UI" w:hAnsi="Segoe UI" w:eastAsia="宋体" w:cs="Segoe UI"/>
+          <w:i w:val="0"/>
+          <w:iCs w:val="0"/>
+          <w:caps w:val="0"/>
+          <w:color w:val="1A2029"/>
+          <w:spacing w:val="0"/>
+          <w:sz w:val="24"/>
+          <w:szCs w:val="24"/>
+          <w:shd w:val="clear" w:fill="FFFFFF"/>
+          <w:lang w:val="en-US" w:eastAsia="zh-CN"/>
+        </w:rPr>
+        <w:t>先跑</w:t>
+      </w:r>
+    </w:p>
+    <w:p>
+      <w:pPr>
+        <w:pStyle w:val="2"/>
+        <w:keepNext w:val="0"/>
+        <w:keepLines w:val="0"/>
+        <w:widowControl/>
+        <w:suppressLineNumbers w:val="0"/>
+        <w:rPr>
+          <w:rFonts w:hint="eastAsia" w:ascii="Segoe UI" w:hAnsi="Segoe UI" w:eastAsia="宋体" w:cs="Segoe UI"/>
+          <w:i w:val="0"/>
+          <w:iCs w:val="0"/>
+          <w:caps w:val="0"/>
+          <w:color w:val="1A2029"/>
+          <w:spacing w:val="0"/>
+          <w:sz w:val="24"/>
+          <w:szCs w:val="24"/>
+          <w:shd w:val="clear" w:fill="FFFFFF"/>
+          <w:lang w:val="en-US" w:eastAsia="zh-CN"/>
+        </w:rPr>
+      </w:pPr>
+      <w:r>
+        <w:rPr>
+          <w:rFonts w:hint="eastAsia" w:ascii="Segoe UI" w:hAnsi="Segoe UI" w:eastAsia="宋体" w:cs="Segoe UI"/>
+          <w:i w:val="0"/>
+          <w:iCs w:val="0"/>
+          <w:caps w:val="0"/>
+          <w:color w:val="1A2029"/>
+          <w:spacing w:val="0"/>
+          <w:sz w:val="24"/>
+          <w:szCs w:val="24"/>
+          <w:shd w:val="clear" w:fill="FFFFFF"/>
+          <w:lang w:val="en-US" w:eastAsia="zh-CN"/>
+        </w:rPr>
+        <w:t>com.vsked.bci.EEGReader</w:t>
+      </w:r>
+    </w:p>
+    <w:p>
+      <w:pPr>
+        <w:pStyle w:val="2"/>
+        <w:keepNext w:val="0"/>
+        <w:keepLines w:val="0"/>
+        <w:widowControl/>
+        <w:suppressLineNumbers w:val="0"/>
+        <w:rPr>
+          <w:rFonts w:hint="eastAsia" w:ascii="Segoe UI" w:hAnsi="Segoe UI" w:cs="Segoe UI"/>
+          <w:i w:val="0"/>
+          <w:iCs w:val="0"/>
+          <w:caps w:val="0"/>
+          <w:color w:val="1A2029"/>
+          <w:spacing w:val="0"/>
+          <w:sz w:val="24"/>
+          <w:szCs w:val="24"/>
+          <w:shd w:val="clear" w:fill="FFFFFF"/>
+          <w:lang w:val="en-US" w:eastAsia="zh-CN"/>
+        </w:rPr>
+      </w:pPr>
+      <w:r>
+        <w:rPr>
+          <w:rFonts w:hint="eastAsia" w:ascii="Segoe UI" w:hAnsi="Segoe UI" w:cs="Segoe UI"/>
+          <w:i w:val="0"/>
+          <w:iCs w:val="0"/>
+          <w:caps w:val="0"/>
+          <w:color w:val="1A2029"/>
+          <w:spacing w:val="0"/>
+          <w:sz w:val="24"/>
+          <w:szCs w:val="24"/>
+          <w:shd w:val="clear" w:fill="FFFFFF"/>
+          <w:lang w:val="en-US" w:eastAsia="zh-CN"/>
+        </w:rPr>
+        <w:t>这个类，运行结果如下，目的是验证文件是否可以正常读取，分类是否正常</w:t>
+      </w:r>
+    </w:p>
+    <w:p>
+      <w:pPr>
+        <w:pStyle w:val="2"/>
+        <w:keepNext w:val="0"/>
+        <w:keepLines w:val="0"/>
+        <w:widowControl/>
+        <w:suppressLineNumbers w:val="0"/>
+      </w:pPr>
+      <w:r>
+        <w:drawing>
+          <wp:inline distT="0" distB="0" distL="114300" distR="114300">
+            <wp:extent cx="5260340" cy="2845435"/>
+            <wp:effectExtent l="0" t="0" r="16510" b="12065"/>
+            <wp:docPr id="3" name="图片 1"/>
+            <wp:cNvGraphicFramePr>
+              <a:graphicFrameLocks xmlns:a="http://schemas.openxmlformats.org/drawingml/2006/main" noChangeAspect="1"/>
+            </wp:cNvGraphicFramePr>
+            <a:graphic xmlns:a="http://schemas.openxmlformats.org/drawingml/2006/main">
+              <a:graphicData uri="http://schemas.openxmlformats.org/drawingml/2006/picture">
+                <pic:pic xmlns:pic="http://schemas.openxmlformats.org/drawingml/2006/picture">
+                  <pic:nvPicPr>
+                    <pic:cNvPr id="3" name="图片 1"/>
+                    <pic:cNvPicPr>
+                      <a:picLocks noChangeAspect="1"/>
+                    </pic:cNvPicPr>
+                  </pic:nvPicPr>
+                  <pic:blipFill>
+                    <a:blip r:embed="rId6"/>
+                    <a:stretch>
+                      <a:fillRect/>
+                    </a:stretch>
+                  </pic:blipFill>
+                  <pic:spPr>
+                    <a:xfrm>
+                      <a:off x="0" y="0"/>
+                      <a:ext cx="5260340" cy="2845435"/>
+                    </a:xfrm>
+                    <a:prstGeom prst="rect">
+                      <a:avLst/>
+                    </a:prstGeom>
+                    <a:noFill/>
+                    <a:ln>
+                      <a:noFill/>
+                    </a:ln>
+                  </pic:spPr>
+                </pic:pic>
+              </a:graphicData>
+            </a:graphic>
+          </wp:inline>
+        </w:drawing>
+      </w:r>
+    </w:p>
+    <w:p>
+      <w:pPr>
+        <w:pStyle w:val="2"/>
+        <w:keepNext w:val="0"/>
+        <w:keepLines w:val="0"/>
+        <w:widowControl/>
+        <w:suppressLineNumbers w:val="0"/>
+      </w:pPr>
+    </w:p>
+    <w:p>
+      <w:pPr>
+        <w:pStyle w:val="2"/>
+        <w:keepNext w:val="0"/>
+        <w:keepLines w:val="0"/>
+        <w:widowControl/>
+        <w:suppressLineNumbers w:val="0"/>
+        <w:rPr>
+          <w:rFonts w:hint="default"/>
+          <w:lang w:val="en-US" w:eastAsia="zh-CN"/>
+        </w:rPr>
+      </w:pPr>
+      <w:r>
+        <w:rPr>
+          <w:rFonts w:hint="eastAsia"/>
+          <w:lang w:val="en-US" w:eastAsia="zh-CN"/>
+        </w:rPr>
+        <w:t>再跑</w:t>
+      </w:r>
+    </w:p>
+    <w:p>
+      <w:pPr>
+        <w:pStyle w:val="2"/>
+        <w:keepNext w:val="0"/>
+        <w:keepLines w:val="0"/>
+        <w:widowControl/>
+        <w:suppressLineNumbers w:val="0"/>
+        <w:rPr>
+          <w:rFonts w:hint="default" w:ascii="Segoe UI" w:hAnsi="Segoe UI" w:cs="Segoe UI"/>
+          <w:i w:val="0"/>
+          <w:iCs w:val="0"/>
+          <w:caps w:val="0"/>
+          <w:color w:val="1A2029"/>
+          <w:spacing w:val="0"/>
+          <w:sz w:val="24"/>
+          <w:szCs w:val="24"/>
+          <w:shd w:val="clear" w:fill="FFFFFF"/>
+          <w:lang w:val="en-US" w:eastAsia="zh-CN"/>
+        </w:rPr>
+      </w:pPr>
+      <w:r>
+        <w:rPr>
+          <w:rFonts w:hint="eastAsia" w:ascii="Segoe UI" w:hAnsi="Segoe UI" w:eastAsia="宋体" w:cs="Segoe UI"/>
+          <w:i w:val="0"/>
+          <w:iCs w:val="0"/>
+          <w:caps w:val="0"/>
+          <w:color w:val="1A2029"/>
+          <w:spacing w:val="0"/>
+          <w:sz w:val="24"/>
+          <w:szCs w:val="24"/>
+          <w:shd w:val="clear" w:fill="FFFFFF"/>
+          <w:lang w:val="en-US" w:eastAsia="zh-CN"/>
+        </w:rPr>
+        <w:t>com.vsked.bci.BCIProcess</w:t>
+      </w:r>
+      <w:r>
+        <w:rPr>
+          <w:rFonts w:hint="eastAsia" w:ascii="Segoe UI" w:hAnsi="Segoe UI" w:eastAsia="宋体" w:cs="Segoe UI"/>
+          <w:i w:val="0"/>
+          <w:iCs w:val="0"/>
+          <w:caps w:val="0"/>
+          <w:color w:val="1A2029"/>
+          <w:spacing w:val="0"/>
+          <w:sz w:val="24"/>
+          <w:szCs w:val="24"/>
+          <w:shd w:val="clear" w:fill="FFFFFF"/>
+          <w:lang w:val="en-US" w:eastAsia="zh-CN"/>
+        </w:rPr>
+        <w:br w:type="textWrapping"/>
+      </w:r>
+      <w:r>
+        <w:rPr>
+          <w:rFonts w:hint="eastAsia" w:ascii="Segoe UI" w:hAnsi="Segoe UI" w:cs="Segoe UI"/>
+          <w:i w:val="0"/>
+          <w:iCs w:val="0"/>
+          <w:caps w:val="0"/>
+          <w:color w:val="1A2029"/>
+          <w:spacing w:val="0"/>
+          <w:sz w:val="24"/>
+          <w:szCs w:val="24"/>
+          <w:shd w:val="clear" w:fill="FFFFFF"/>
+          <w:lang w:val="en-US" w:eastAsia="zh-CN"/>
+        </w:rPr>
+        <w:t>查看分析准确率</w:t>
+      </w:r>
+    </w:p>
+    <w:p>
+      <w:pPr>
+        <w:pStyle w:val="2"/>
+        <w:keepNext w:val="0"/>
+        <w:keepLines w:val="0"/>
+        <w:widowControl/>
+        <w:suppressLineNumbers w:val="0"/>
+        <w:rPr>
+          <w:rFonts w:hint="default" w:ascii="Segoe UI" w:hAnsi="Segoe UI" w:eastAsia="宋体" w:cs="Segoe UI"/>
+          <w:i w:val="0"/>
+          <w:iCs w:val="0"/>
+          <w:caps w:val="0"/>
+          <w:color w:val="1A2029"/>
+          <w:spacing w:val="0"/>
+          <w:sz w:val="24"/>
+          <w:szCs w:val="24"/>
+          <w:shd w:val="clear" w:fill="FFFFFF"/>
+          <w:lang w:val="en-US" w:eastAsia="zh-CN"/>
+        </w:rPr>
+      </w:pPr>
+      <w:r>
+        <w:drawing>
+          <wp:inline distT="0" distB="0" distL="114300" distR="114300">
+            <wp:extent cx="5264785" cy="2760980"/>
+            <wp:effectExtent l="0" t="0" r="12065" b="1270"/>
+            <wp:docPr id="4" name="图片 1"/>
+            <wp:cNvGraphicFramePr>
+              <a:graphicFrameLocks xmlns:a="http://schemas.openxmlformats.org/drawingml/2006/main" noChangeAspect="1"/>
+            </wp:cNvGraphicFramePr>
+            <a:graphic xmlns:a="http://schemas.openxmlformats.org/drawingml/2006/main">
+              <a:graphicData uri="http://schemas.openxmlformats.org/drawingml/2006/picture">
+                <pic:pic xmlns:pic="http://schemas.openxmlformats.org/drawingml/2006/picture">
+                  <pic:nvPicPr>
+                    <pic:cNvPr id="4" name="图片 1"/>
+                    <pic:cNvPicPr>
+                      <a:picLocks noChangeAspect="1"/>
+                    </pic:cNvPicPr>
+                  </pic:nvPicPr>
+                  <pic:blipFill>
+                    <a:blip r:embed="rId7"/>
+                    <a:stretch>
+                      <a:fillRect/>
+                    </a:stretch>
+                  </pic:blipFill>
+                  <pic:spPr>
+                    <a:xfrm>
+                      <a:off x="0" y="0"/>
+                      <a:ext cx="5264785" cy="2760980"/>
+                    </a:xfrm>
+                    <a:prstGeom prst="rect">
+                      <a:avLst/>
+                    </a:prstGeom>
+                    <a:noFill/>
+                    <a:ln>
+                      <a:noFill/>
+                    </a:ln>
+                  </pic:spPr>
+                </pic:pic>
+              </a:graphicData>
+            </a:graphic>
+          </wp:inline>
+        </w:drawing>
+      </w:r>
       <w:bookmarkStart w:id="0" w:name="_GoBack"/>
       <w:bookmarkEnd w:id="0"/>
-    </w:p>
-    <w:p>
-      <w:pPr>
-        <w:rPr>
-          <w:rFonts w:hint="default" w:ascii="Segoe UI" w:hAnsi="Segoe UI" w:eastAsia="宋体" w:cs="Segoe UI"/>
-          <w:i w:val="0"/>
-          <w:iCs w:val="0"/>
-          <w:caps w:val="0"/>
-          <w:color w:val="1A2029"/>
-          <w:spacing w:val="0"/>
-          <w:sz w:val="24"/>
-          <w:szCs w:val="24"/>
-          <w:shd w:val="clear" w:fill="FFFFFF"/>
-          <w:lang w:val="en-US" w:eastAsia="zh-CN"/>
-        </w:rPr>
-      </w:pPr>
+      <w:r>
+        <w:br w:type="textWrapping"/>
+      </w:r>
+      <w:r>
+        <w:rPr>
+          <w:rFonts w:hint="eastAsia" w:ascii="Segoe UI" w:hAnsi="Segoe UI" w:eastAsia="宋体" w:cs="Segoe UI"/>
+          <w:i w:val="0"/>
+          <w:iCs w:val="0"/>
+          <w:caps w:val="0"/>
+          <w:color w:val="1A2029"/>
+          <w:spacing w:val="0"/>
+          <w:sz w:val="24"/>
+          <w:szCs w:val="24"/>
+          <w:shd w:val="clear" w:fill="FFFFFF"/>
+          <w:lang w:val="en-US" w:eastAsia="zh-CN"/>
+        </w:rPr>
+        <w:br w:type="textWrapping"/>
+      </w:r>
     </w:p>
     <w:sectPr>
       <w:pgSz w:w="11906" w:h="16838"/>
@@ -1458,12 +1841,12 @@
       <w:lang w:val="en-US" w:eastAsia="zh-CN" w:bidi="ar-SA"/>
     </w:rPr>
   </w:style>
-  <w:style w:type="character" w:default="1" w:styleId="3">
+  <w:style w:type="character" w:default="1" w:styleId="4">
     <w:name w:val="Default Paragraph Font"/>
     <w:semiHidden/>
     <w:uiPriority w:val="0"/>
   </w:style>
-  <w:style w:type="table" w:default="1" w:styleId="2">
+  <w:style w:type="table" w:default="1" w:styleId="3">
     <w:name w:val="Normal Table"/>
     <w:semiHidden/>
     <w:qFormat/>
@@ -1477,18 +1860,51 @@
       </w:tblCellMar>
     </w:tblPr>
   </w:style>
-  <w:style w:type="character" w:styleId="4">
+  <w:style w:type="paragraph" w:styleId="2">
+    <w:name w:val="HTML Preformatted"/>
+    <w:basedOn w:val="1"/>
+    <w:uiPriority w:val="0"/>
+    <w:pPr>
+      <w:tabs>
+        <w:tab w:val="left" w:pos="916"/>
+        <w:tab w:val="left" w:pos="1832"/>
+        <w:tab w:val="left" w:pos="2748"/>
+        <w:tab w:val="left" w:pos="3664"/>
+        <w:tab w:val="left" w:pos="4580"/>
+        <w:tab w:val="left" w:pos="5496"/>
+        <w:tab w:val="left" w:pos="6412"/>
+        <w:tab w:val="left" w:pos="7328"/>
+        <w:tab w:val="left" w:pos="8244"/>
+        <w:tab w:val="left" w:pos="9160"/>
+        <w:tab w:val="left" w:pos="10076"/>
+        <w:tab w:val="left" w:pos="10992"/>
+        <w:tab w:val="left" w:pos="11908"/>
+        <w:tab w:val="left" w:pos="12824"/>
+        <w:tab w:val="left" w:pos="13740"/>
+        <w:tab w:val="left" w:pos="14656"/>
+      </w:tabs>
+      <w:jc w:val="left"/>
+    </w:pPr>
+    <w:rPr>
+      <w:rFonts w:hint="eastAsia" w:ascii="宋体" w:hAnsi="宋体" w:eastAsia="宋体" w:cs="宋体"/>
+      <w:kern w:val="0"/>
+      <w:sz w:val="24"/>
+      <w:szCs w:val="24"/>
+      <w:lang w:val="en-US" w:eastAsia="zh-CN" w:bidi="ar"/>
+    </w:rPr>
+  </w:style>
+  <w:style w:type="character" w:styleId="5">
     <w:name w:val="Strong"/>
-    <w:basedOn w:val="3"/>
+    <w:basedOn w:val="4"/>
     <w:qFormat/>
     <w:uiPriority w:val="0"/>
     <w:rPr>
       <w:b/>
     </w:rPr>
   </w:style>
-  <w:style w:type="character" w:styleId="5">
+  <w:style w:type="character" w:styleId="6">
     <w:name w:val="Hyperlink"/>
-    <w:basedOn w:val="3"/>
+    <w:basedOn w:val="4"/>
     <w:qFormat/>
     <w:uiPriority w:val="0"/>
     <w:rPr>
